--- a/assets/payslip_rcm.docx
+++ b/assets/payslip_rcm.docx
@@ -1558,7 +1558,7 @@
         <w:rPr>
           <w:rFonts w:ascii="Poppins SemiBold" w:hAnsi="Poppins SemiBold" w:cs="Poppins SemiBold"/>
         </w:rPr>
-        <w:t xml:space="preserve">PT </w:t>
+        <w:t>Admin Charges</w:t>
       </w:r>
     </w:p>
     <w:p>
@@ -1572,7 +1572,13 @@
         <w:rPr>
           <w:rFonts w:ascii="Poppins SemiBold" w:hAnsi="Poppins SemiBold" w:cs="Poppins SemiBold"/>
         </w:rPr>
-        <w:t>200</w:t>
+        <w:t>8</w:t>
+      </w:r>
+      <w:r>
+        <w:rPr>
+          <w:rFonts w:ascii="Poppins SemiBold" w:hAnsi="Poppins SemiBold" w:cs="Poppins SemiBold"/>
+        </w:rPr>
+        <w:t>00</w:t>
       </w:r>
     </w:p>
     <w:p>
@@ -1599,7 +1605,13 @@
         <w:rPr>
           <w:rFonts w:ascii="Poppins SemiBold" w:hAnsi="Poppins SemiBold" w:cs="Poppins SemiBold"/>
         </w:rPr>
-        <w:t xml:space="preserve">Admin Charges </w:t>
+        <w:t>LWF</w:t>
+      </w:r>
+      <w:r>
+        <w:rPr>
+          <w:rFonts w:ascii="Poppins SemiBold" w:hAnsi="Poppins SemiBold" w:cs="Poppins SemiBold"/>
+        </w:rPr>
+        <w:t xml:space="preserve"> </w:t>
       </w:r>
     </w:p>
     <w:p>
@@ -1616,30 +1628,18 @@
           <w:docGrid w:linePitch="360"/>
         </w:sectPr>
       </w:pPr>
-      <w:r>
-        <w:rPr>
-          <w:rFonts w:ascii="Poppins SemiBold" w:hAnsi="Poppins SemiBold" w:cs="Poppins SemiBold"/>
-        </w:rPr>
-        <w:t>60</w:t>
-      </w:r>
-      <w:r>
-        <w:rPr>
-          <w:rFonts w:ascii="Poppins SemiBold" w:hAnsi="Poppins SemiBold" w:cs="Poppins SemiBold"/>
-        </w:rPr>
-        <w:t>0</w:t>
-      </w:r>
-    </w:p>
-    <w:p>
-      <w:pPr>
-        <w:rPr>
-          <w:rFonts w:ascii="Poppins SemiBold" w:hAnsi="Poppins SemiBold" w:cs="Poppins SemiBold"/>
-        </w:rPr>
-      </w:pPr>
-      <w:r>
-        <w:rPr>
-          <w:rFonts w:ascii="Poppins SemiBold" w:hAnsi="Poppins SemiBold" w:cs="Poppins SemiBold"/>
-        </w:rPr>
-        <w:t xml:space="preserve">LWF </w:t>
+    </w:p>
+    <w:p>
+      <w:pPr>
+        <w:rPr>
+          <w:rFonts w:ascii="Poppins SemiBold" w:hAnsi="Poppins SemiBold" w:cs="Poppins SemiBold"/>
+        </w:rPr>
+      </w:pPr>
+      <w:r>
+        <w:rPr>
+          <w:rFonts w:ascii="Poppins SemiBold" w:hAnsi="Poppins SemiBold" w:cs="Poppins SemiBold"/>
+        </w:rPr>
+        <w:t>-</w:t>
       </w:r>
     </w:p>
     <w:p>
@@ -2639,7 +2639,7 @@
         <w:noProof/>
       </w:rPr>
       <w:drawing>
-        <wp:anchor distT="0" distB="0" distL="114300" distR="114300" simplePos="0" relativeHeight="251668480" behindDoc="0" locked="0" layoutInCell="1" allowOverlap="1" wp14:anchorId="146F2D55">
+        <wp:anchor distT="0" distB="0" distL="114300" distR="114300" simplePos="0" relativeHeight="251668480" behindDoc="0" locked="0" layoutInCell="1" allowOverlap="1" wp14:anchorId="146F2D55" wp14:editId="42E279F6">
           <wp:simplePos x="0" y="0"/>
           <wp:positionH relativeFrom="column">
             <wp:posOffset>-431800</wp:posOffset>
@@ -2693,7 +2693,7 @@
         <w:noProof/>
       </w:rPr>
       <w:drawing>
-        <wp:anchor distT="0" distB="0" distL="114300" distR="114300" simplePos="0" relativeHeight="251669504" behindDoc="0" locked="0" layoutInCell="1" allowOverlap="1" wp14:anchorId="1A611F38">
+        <wp:anchor distT="0" distB="0" distL="114300" distR="114300" simplePos="0" relativeHeight="251669504" behindDoc="0" locked="0" layoutInCell="1" allowOverlap="1" wp14:anchorId="1A611F38" wp14:editId="056D979B">
           <wp:simplePos x="0" y="0"/>
           <wp:positionH relativeFrom="margin">
             <wp:align>center</wp:align>
